--- a/data/relatorio_23_OK.docx
+++ b/data/relatorio_23_OK.docx
@@ -2182,7 +2182,7 @@
     </w:p>
     <w:p>
       <w:r>
-        <w:t>Durante o periodo de referencia, o projeto Rede Maker Pantaneira: Inovação e Prototipagem Social executou 6 atividades, impactando aproximadamente 806 participantes externos. As acoes foram desenvolvidas em parceria com escolas publicas e organizacoes comunitarias, mantendo registro sistematico de todas as etapas.</w:t>
+        <w:t>During o periodo de referencia, o projeto Rede Maker Pantaneira: Inovação e Prototipagem Social executou 6 atividades, impactando aproximadamente 806 participantes externos. As acoes foram desenvolvidas em parceria com escolas publicas e organizacoes comunitarias, mantendo registro sistematico de todas as etapas.</w:t>
       </w:r>
     </w:p>
     <w:p/>
